--- a/docs/eriksen_et_al_2026/eriksen_et_al_2026_manuscript.docx
+++ b/docs/eriksen_et_al_2026/eriksen_et_al_2026_manuscript.docx
@@ -8339,7 +8339,7 @@
             <w:szCs w:val="20"/>
             <w:lang w:val="en-GB"/>
           </w:rPr>
-          <w:t xml:space="preserve">Results are reported in three cuts: by the activity group health care buys, by the sector in which the impact physically occurs, and by the world region of production, with the last two resolved jointly as producing region by industry pairs. Greenhouse gas emissions are additionally partitioned into GHG Protocol Scopes 1, 2 and 3, with patient and visitor travel reported separately because it falls outside the protocol's reporting boundary, and the same partition is applied to the other four categories. Gross fixed capital formation is excluded from the headline for comparability with the studies used as benchmarks, and a variant in which capital is endogenised on the published matrices of Södersten and colleagues [44] bounds that exclusion. The analysis year is 2022 throughout. The same code is run for 2016 and 2019 for comparison, both on the 2016 background, because EXIOBASE version 3.8.2's Danish health block is not usable for 2018 and 2019 (Appendix A).</w:t>
+          <w:t xml:space="preserve">Results are reported in three cuts: by the activity group health care buys, by the sector in which the impact physically occurs, and by the world region of production, with the last two resolved jointly as producing region by industry pairs. Greenhouse gas emissions are additionally partitioned into GHG Protocol Scopes 1, 2 and 3, with patient and visitor travel reported separately because it falls outside the protocol's reporting boundary, and the same partition is applied to the other four categories. Gross fixed capital formation is excluded from the headline for comparability with the studies used as benchmarks, and a variant in which capital is endogenised on the published matrices of Södersten and colleagues [44] bounds that exclusion. The analysis year is 2022 throughout. The same code is run for 2016 and 2019 for comparison, both on the 2016 background: in version 3.8.2 the output of the Danish health and social work industry falls to 18,646 million euros in 2019, 48% of the 39,059 million the Danish national accounts report for the same industry, and to a similar level in 2018, while agreeing to within 3% in 2016 and in 2022 (Appendix A).</w:t>
         </w:r>
       </w:ins>
     </w:p>
@@ -12987,7 +12987,7 @@
             <w:szCs w:val="20"/>
             <w:lang w:val="en-GB"/>
           </w:rPr>
-          <w:t xml:space="preserve">The three reference years the study covers do not form a time series, and we report them as a comparison rather than a trend. Between 2016 and 2019, with the background model held constant, every impact category rises by about 6%, tracking health care expenditure: the climate footprint moves from 3,877 to 4,091 kt CO₂e. Between 2019 and 2022 the background model changes as well, because EXIOBASE version 3.8.2's Danish health block is not usable for 2018 and 2019, and the categories then diverge: climate impact rises 13.7%, material extraction 40%, blue water consumption 74% and land use 46%, while waste generation falls 2.3%. A decomposition in Appendix A attributes 953 kt of the climate step to a larger chemicals block in the 2022 table rather than to anything that happened in Danish health care. The comparison is therefore informative about how much the answer depends on the vintage of the underlying accounts, and it is not evidence of a trend.</w:t>
+          <w:t xml:space="preserve">The three reference years the study covers do not form a time series, and we report them as a comparison rather than a trend. Between 2016 and 2019, with the background model held constant, every impact category rises by about 6%, tracking health care expenditure: the climate footprint moves from 3,877 to 4,091 kt CO₂e. Between 2019 and 2022 the background model changes as well, because the 2019 table reports the Danish health industry at 48% of its national-accounts size and the 2019 run therefore borrows the 2016 table, and the categories then diverge: climate impact rises 13.7%, material extraction 40%, blue water consumption 74% and land use 46%, while waste generation falls 2.3%. A decomposition in Appendix A attributes 953 kt of the climate step to a larger chemicals block in the 2022 table rather than to anything that happened in Danish health care. The comparison is therefore informative about how much the answer depends on the vintage of the underlying accounts, and it is not evidence of a trend.</w:t>
         </w:r>
       </w:ins>
     </w:p>

--- a/docs/eriksen_et_al_2026/eriksen_et_al_2026_manuscript.docx
+++ b/docs/eriksen_et_al_2026/eriksen_et_al_2026_manuscript.docx
@@ -16219,6 +16219,56 @@
     <w:p/>
     <w:p>
       <w:pPr>
+        <w:spacing w:line="240" w:lineRule="auto"/>
+        <w:rPr>
+          <w:ins w:id="25789" w:author="Albert Kwame Osei-Owusu" w:date="2026-09-12T09:00:00Z"/>
+          <w:rFonts w:ascii="Times New Roman" w:hAnsi="Times New Roman" w:cs="Times New Roman"/>
+          <w:i/>
+          <w:iCs/>
+          <w:sz w:val="20"/>
+          <w:szCs w:val="20"/>
+          <w:lang w:val="en-GB"/>
+        </w:rPr>
+      </w:pPr>
+      <w:ins w:id="25790" w:author="Albert Kwame Osei-Owusu" w:date="2026-09-12T09:00:00Z">
+        <w:r>
+          <w:rPr>
+            <w:rFonts w:ascii="Times New Roman" w:hAnsi="Times New Roman" w:cs="Times New Roman"/>
+            <w:i/>
+            <w:iCs/>
+            <w:sz w:val="20"/>
+            <w:szCs w:val="20"/>
+            <w:lang w:val="en-GB"/>
+          </w:rPr>
+          <w:t xml:space="preserve">CRediT authorship contribution statement</w:t>
+        </w:r>
+      </w:ins>
+    </w:p>
+    <w:p>
+      <w:pPr>
+        <w:spacing w:line="240" w:lineRule="auto"/>
+        <w:rPr>
+          <w:ins w:id="25791" w:author="Albert Kwame Osei-Owusu" w:date="2026-09-12T09:00:00Z"/>
+          <w:rFonts w:ascii="Times New Roman" w:hAnsi="Times New Roman" w:cs="Times New Roman"/>
+          <w:sz w:val="20"/>
+          <w:szCs w:val="20"/>
+          <w:lang w:val="en-GB"/>
+        </w:rPr>
+      </w:pPr>
+      <w:ins w:id="25792" w:author="Albert Kwame Osei-Owusu" w:date="2026-09-12T09:00:00Z">
+        <w:r>
+          <w:rPr>
+            <w:rFonts w:ascii="Times New Roman" w:hAnsi="Times New Roman" w:cs="Times New Roman"/>
+            <w:sz w:val="20"/>
+            <w:szCs w:val="20"/>
+            <w:lang w:val="en-GB"/>
+          </w:rPr>
+          <w:t xml:space="preserve">Ofir Eriksen: conceptualisation, methodology, investigation, data curation, formal analysis, writing (original draft), visualisation. Albert Kwame Osei-Owusu: methodology, software, formal analysis, validation, data curation, writing (review and editing), visualisation, supervision. Both authors read and approved the submitted version.</w:t>
+        </w:r>
+      </w:ins>
+    </w:p>
+    <w:p>
+      <w:pPr>
         <w:spacing w:after="160"/>
         <w:rPr>
           <w:b/>
@@ -16275,9 +16325,16 @@
       <w:pPr>
         <w:spacing w:after="160"/>
       </w:pPr>
-      <w:r>
-        <w:t>This study draws on publicly available data sources. EXIOBASE v3.7 is openly available at https://www.exiobase.eu, and the Danish supply-use tables are available from Statistics Denmark. The analysis adapts the openly available model code of Steenmeijer and colleagues. Processed input data, intermediate results, and the bottom-up calculations underlying the reported estimates are provided in appendix A and appendix B; further details are available from the corresponding author on reasonable request.</w:t>
-      </w:r>
+      <w:del w:id="24787" w:author="Albert Kwame Osei-Owusu" w:date="2026-09-12T09:00:00Z">
+        <w:r>
+          <w:delText xml:space="preserve">This study draws on publicly available data sources. EXIOBASE v3.7 is openly available at https://www.exiobase.eu, and the Danish supply-use tables are available from Statistics Denmark. The analysis adapts the openly available model code of Steenmeijer and colleagues. Processed input data, intermediate results, and the bottom-up calculations underlying the reported estimates are provided in appendix A and appendix B; further details are available from the corresponding author on reasonable request.</w:delText>
+        </w:r>
+      </w:del>
+      <w:ins w:id="24788" w:author="Albert Kwame Osei-Owusu" w:date="2026-09-12T09:00:00Z">
+        <w:r>
+          <w:t xml:space="preserve">This study draws on publicly available data sources. EXIOBASE version 3.8.2 is openly available at https://www.exiobase.eu, and the Danish input-output tables, emission accounts and waste accounts are available from Statistics Denmark. The analysis adapts the openly available model code of Steenmeijer and colleagues. Processed input data, intermediate results and the bottom-up calculations underlying the reported estimates are provided in Appendix A and Appendix B. Every result file carries a lineage record naming the script, the equations, the inputs and the published method it implements; further details are available from the corresponding author on reasonable request.</w:t>
+        </w:r>
+      </w:ins>
     </w:p>
     <w:sectPr>
       <w:footerReference w:type="default" r:id="rId14"/>
